--- a/Essay_Code.docx
+++ b/Essay_Code.docx
@@ -10,7 +10,6 @@
           <w:szCs w:val="28"/>
         </w:rPr>
       </w:pPr>
-      <w:bookmarkStart w:id="0" w:name="_GoBack"/>
       <w:r>
         <w:rPr>
           <w:sz w:val="28"/>
@@ -19,7 +18,6 @@
         <w:t>Emotive Rhetoric in the House of Commons Before and After the Brexit Referendum: A Dictionary-Based Analysis of Parliamentary Debate</w:t>
       </w:r>
     </w:p>
-    <w:bookmarkEnd w:id="0"/>
     <w:p>
       <w:pPr>
         <w:pStyle w:val="14"/>
@@ -99,7 +97,15 @@
         <w:rPr>
           <w:rStyle w:val="64"/>
         </w:rPr>
-        <w:t># tidy text mining framework (Silge and Robinson 2017)</w:t>
+        <w:t># tidy te</w:t>
+      </w:r>
+      <w:bookmarkStart w:id="0" w:name="_GoBack"/>
+      <w:bookmarkEnd w:id="0"/>
+      <w:r>
+        <w:rPr>
+          <w:rStyle w:val="64"/>
+        </w:rPr>
+        <w:t>xt mining framework (Silge and Robinson 2017)</w:t>
       </w:r>
       <w:r>
         <w:br w:type="textWrapping"/>
@@ -297,15 +303,6 @@
           <w:rStyle w:val="64"/>
         </w:rPr>
         <w:t># read UK parliamentary speech data from Osnabrugge et al. (2021)</w:t>
-      </w:r>
-      <w:r>
-        <w:br w:type="textWrapping"/>
-      </w:r>
-      <w:r>
-        <w:rPr>
-          <w:rStyle w:val="64"/>
-        </w:rPr>
-        <w:t># source:  Harvard Dataverse (doi: 10.7910/DVN/QDTLYV)</w:t>
       </w:r>
       <w:r>
         <w:br w:type="textWrapping"/>
@@ -15247,7 +15244,7 @@
         <w:rPr>
           <w:rStyle w:val="64"/>
         </w:rPr>
-        <w:t># SUPPLEMENTARY ANALYSIS: linguistic complexity (Week 4 method)</w:t>
+        <w:t># Supplementary Analysis: linguistic complexity</w:t>
       </w:r>
       <w:r>
         <w:br w:type="textWrapping"/>
@@ -15373,7 +15370,7 @@
         <w:rPr>
           <w:rStyle w:val="64"/>
         </w:rPr>
-        <w:t># textstat_readability is from the quanteda.textstats package (Week 4)</w:t>
+        <w:t xml:space="preserve"># textstat_readability is from the quanteda.textstats package </w:t>
       </w:r>
       <w:r>
         <w:br w:type="textWrapping"/>
@@ -16331,7 +16328,7 @@
         <w:rPr>
           <w:rStyle w:val="64"/>
         </w:rPr>
-        <w:t># our computed score</w:t>
+        <w:t># my computed score</w:t>
       </w:r>
       <w:r>
         <w:br w:type="textWrapping"/>
@@ -19849,7 +19846,7 @@
     <w:lsdException w:qFormat="1" w:unhideWhenUsed="0" w:uiPriority="10" w:semiHidden="0" w:name="Title"/>
     <w:lsdException w:unhideWhenUsed="0" w:uiPriority="0" w:semiHidden="0" w:name="Closing"/>
     <w:lsdException w:unhideWhenUsed="0" w:uiPriority="0" w:semiHidden="0" w:name="Signature"/>
-    <w:lsdException w:qFormat="1" w:uiPriority="0" w:name="Default Paragraph Font"/>
+    <w:lsdException w:uiPriority="0" w:name="Default Paragraph Font"/>
     <w:lsdException w:qFormat="1" w:unhideWhenUsed="0" w:uiPriority="0" w:semiHidden="0" w:name="Body Text"/>
     <w:lsdException w:unhideWhenUsed="0" w:uiPriority="0" w:semiHidden="0" w:name="Body Text Indent"/>
     <w:lsdException w:unhideWhenUsed="0" w:uiPriority="0" w:semiHidden="0" w:name="List Continue"/>
@@ -20241,7 +20238,6 @@
     <w:name w:val="Default Paragraph Font"/>
     <w:semiHidden/>
     <w:unhideWhenUsed/>
-    <w:qFormat/>
     <w:uiPriority w:val="0"/>
   </w:style>
   <w:style w:type="table" w:default="1" w:styleId="18">
@@ -20389,6 +20385,7 @@
     <w:name w:val="Title Char"/>
     <w:basedOn w:val="19"/>
     <w:link w:val="15"/>
+    <w:qFormat/>
     <w:uiPriority w:val="10"/>
     <w:rPr>
       <w:rFonts w:asciiTheme="majorHAnsi" w:hAnsiTheme="majorHAnsi" w:eastAsiaTheme="majorEastAsia" w:cstheme="majorBidi"/>
@@ -20400,6 +20397,7 @@
     <w:name w:val="Subtitle Char"/>
     <w:basedOn w:val="19"/>
     <w:link w:val="16"/>
+    <w:qFormat/>
     <w:uiPriority w:val="11"/>
     <w:rPr>
       <w:rFonts w:eastAsiaTheme="majorEastAsia" w:cstheme="majorBidi"/>
@@ -20482,7 +20480,6 @@
     <w:basedOn w:val="19"/>
     <w:link w:val="4"/>
     <w:semiHidden/>
-    <w:qFormat/>
     <w:uiPriority w:val="9"/>
     <w:rPr>
       <w:rFonts w:asciiTheme="majorHAnsi" w:hAnsiTheme="majorHAnsi" w:eastAsiaTheme="majorEastAsia" w:cstheme="majorBidi"/>
@@ -20496,7 +20493,6 @@
     <w:basedOn w:val="19"/>
     <w:link w:val="5"/>
     <w:semiHidden/>
-    <w:qFormat/>
     <w:uiPriority w:val="9"/>
     <w:rPr>
       <w:rFonts w:eastAsiaTheme="majorEastAsia" w:cstheme="majorBidi"/>
@@ -20510,7 +20506,6 @@
     <w:basedOn w:val="19"/>
     <w:link w:val="6"/>
     <w:semiHidden/>
-    <w:qFormat/>
     <w:uiPriority w:val="9"/>
     <w:rPr>
       <w:rFonts w:eastAsiaTheme="majorEastAsia" w:cstheme="majorBidi"/>
@@ -20524,7 +20519,6 @@
     <w:basedOn w:val="19"/>
     <w:link w:val="7"/>
     <w:semiHidden/>
-    <w:qFormat/>
     <w:uiPriority w:val="9"/>
     <w:rPr>
       <w:rFonts w:eastAsiaTheme="majorEastAsia" w:cstheme="majorBidi"/>
@@ -20536,7 +20530,6 @@
     <w:basedOn w:val="19"/>
     <w:link w:val="8"/>
     <w:semiHidden/>
-    <w:qFormat/>
     <w:uiPriority w:val="9"/>
     <w:rPr>
       <w:rFonts w:eastAsiaTheme="majorEastAsia" w:cstheme="majorBidi"/>
@@ -20550,7 +20543,6 @@
     <w:basedOn w:val="19"/>
     <w:link w:val="9"/>
     <w:semiHidden/>
-    <w:qFormat/>
     <w:uiPriority w:val="9"/>
     <w:rPr>
       <w:rFonts w:eastAsiaTheme="majorEastAsia" w:cstheme="majorBidi"/>
@@ -20576,7 +20568,6 @@
     <w:basedOn w:val="19"/>
     <w:link w:val="11"/>
     <w:semiHidden/>
-    <w:qFormat/>
     <w:uiPriority w:val="9"/>
     <w:rPr>
       <w:rFonts w:eastAsiaTheme="majorEastAsia" w:cstheme="majorBidi"/>
@@ -20885,7 +20876,6 @@
   <w:style w:type="character" w:customStyle="1" w:styleId="68">
     <w:name w:val="OtherTok"/>
     <w:basedOn w:val="48"/>
-    <w:qFormat/>
     <w:uiPriority w:val="0"/>
     <w:rPr>
       <w:color w:val="8F5902"/>
@@ -20895,7 +20885,6 @@
   <w:style w:type="character" w:customStyle="1" w:styleId="69">
     <w:name w:val="FunctionTok"/>
     <w:basedOn w:val="48"/>
-    <w:qFormat/>
     <w:uiPriority w:val="0"/>
     <w:rPr>
       <w:b/>
@@ -20916,6 +20905,7 @@
   <w:style w:type="character" w:customStyle="1" w:styleId="71">
     <w:name w:val="ControlFlowTok"/>
     <w:basedOn w:val="48"/>
+    <w:qFormat/>
     <w:uiPriority w:val="0"/>
     <w:rPr>
       <w:b/>
@@ -20936,7 +20926,6 @@
   <w:style w:type="character" w:customStyle="1" w:styleId="73">
     <w:name w:val="BuiltInTok"/>
     <w:basedOn w:val="48"/>
-    <w:qFormat/>
     <w:uiPriority w:val="0"/>
     <w:rPr>
       <w:shd w:val="clear" w:fill="F8F8F8"/>
@@ -20945,6 +20934,7 @@
   <w:style w:type="character" w:customStyle="1" w:styleId="74">
     <w:name w:val="ExtensionTok"/>
     <w:basedOn w:val="48"/>
+    <w:qFormat/>
     <w:uiPriority w:val="0"/>
     <w:rPr>
       <w:shd w:val="clear" w:fill="F8F8F8"/>
@@ -20973,6 +20963,7 @@
   <w:style w:type="character" w:customStyle="1" w:styleId="77">
     <w:name w:val="RegionMarkerTok"/>
     <w:basedOn w:val="48"/>
+    <w:qFormat/>
     <w:uiPriority w:val="0"/>
     <w:rPr>
       <w:shd w:val="clear" w:fill="F8F8F8"/>
@@ -20981,6 +20972,7 @@
   <w:style w:type="character" w:customStyle="1" w:styleId="78">
     <w:name w:val="InformationTok"/>
     <w:basedOn w:val="48"/>
+    <w:qFormat/>
     <w:uiPriority w:val="0"/>
     <w:rPr>
       <w:b/>
@@ -20992,6 +20984,7 @@
   <w:style w:type="character" w:customStyle="1" w:styleId="79">
     <w:name w:val="WarningTok"/>
     <w:basedOn w:val="48"/>
+    <w:qFormat/>
     <w:uiPriority w:val="0"/>
     <w:rPr>
       <w:b/>
@@ -21003,6 +20996,7 @@
   <w:style w:type="character" w:customStyle="1" w:styleId="80">
     <w:name w:val="AlertTok"/>
     <w:basedOn w:val="48"/>
+    <w:qFormat/>
     <w:uiPriority w:val="0"/>
     <w:rPr>
       <w:color w:val="EF2929"/>
